--- a/src/content/bios/La Guardia-FRH 2026.docx
+++ b/src/content/bios/La Guardia-FRH 2026.docx
@@ -5211,12 +5211,16 @@
         <w:jc w:val="both"/>
         <w:rPr>
           <w:rFonts w:ascii="Times New Roman" w:hAnsi="Times New Roman" w:cs="Times New Roman"/>
+          <w:b/>
+          <w:bCs/>
           <w:lang w:val="en-GB"/>
         </w:rPr>
       </w:pPr>
       <w:r>
         <w:rPr>
           <w:rFonts w:ascii="Times New Roman" w:hAnsi="Times New Roman" w:cs="Times New Roman"/>
+          <w:b/>
+          <w:bCs/>
           <w:lang w:val="en-GB"/>
         </w:rPr>
         <w:t>Chloé Maurel</w:t>

--- a/src/content/bios/La Guardia-FRH 2026.docx
+++ b/src/content/bios/La Guardia-FRH 2026.docx
@@ -210,7 +210,25 @@
           <w:bCs/>
           <w:lang w:val="en-GB"/>
         </w:rPr>
-        <w:t xml:space="preserve">, American </w:t>
+        <w:t>,</w:t>
+      </w:r>
+      <w:r>
+        <w:rPr>
+          <w:rFonts w:ascii="Times New Roman" w:hAnsi="Times New Roman" w:cs="Times New Roman"/>
+          <w:b/>
+          <w:bCs/>
+          <w:lang w:val="en-GB"/>
+        </w:rPr>
+        <w:t xml:space="preserve"> </w:t>
+      </w:r>
+      <w:r>
+        <w:rPr>
+          <w:rFonts w:ascii="Times New Roman" w:hAnsi="Times New Roman" w:cs="Times New Roman"/>
+          <w:b/>
+          <w:bCs/>
+          <w:lang w:val="en-GB"/>
+        </w:rPr>
+        <w:t xml:space="preserve">American </w:t>
       </w:r>
       <w:r>
         <w:rPr>
